--- a/en/wisdom-stories/question-the-question.docx
+++ b/en/wisdom-stories/question-the-question.docx
@@ -196,7 +196,7 @@
         <w:rPr>
           <w:lang/>
         </w:rPr>
-        <w:t>“But both might wash. The clean-faced man looks at his companion and goes to wash. The other notices that his companion went to wash after looking at him and realises that his own face must be dirty.”</w:t>
+        <w:t xml:space="preserve">“But both might wash. The clean-faced man looks at his companion and goes to wash. The other notices that his companion went to wash after looking at him and realizes that his own face must be dirty.”</w:t>
       </w:r>
     </w:p>
     <w:p>
